--- a/docs/konkurs/01_Zayavka_Kravira_Protocol.docx
+++ b/docs/konkurs/01_Zayavka_Kravira_Protocol.docx
@@ -1892,7 +1892,7 @@
           </w:tcPr>
           <w:p>
             <w:r>
-              <w:t>Кузавка Павел Леонидович (цифровая трансформация, ИТ); Касацкая Мария Геннадьевна (руководитель); клинический методист / разработчик - [дополнить при необходимости]</w:t>
+              <w:t>Кузавка Павел Леонидович (цифровая трансформация, ИТ); Касацкая Мария Геннадьевна (руководитель); клинический методист МЦ «Кравира» (контроль правил и протоколов)</w:t>
             </w:r>
           </w:p>
         </w:tc>
